--- a/TS-Padam/TS-2.2/TS 2.2 Sanskrit Pada Paatam Corrections.docx
+++ b/TS-Padam/TS-2.2/TS 2.2 Sanskrit Pada Paatam Corrections.docx
@@ -2,585 +2,6 @@
 <file path=word/document.xml><?xml version="1.0" encoding="utf-8"?>
 <w:document xmlns:wpc="http://schemas.microsoft.com/office/word/2010/wordprocessingCanvas" xmlns:cx="http://schemas.microsoft.com/office/drawing/2014/chartex" xmlns:cx1="http://schemas.microsoft.com/office/drawing/2015/9/8/chartex" xmlns:cx2="http://schemas.microsoft.com/office/drawing/2015/10/21/chartex" xmlns:cx3="http://schemas.microsoft.com/office/drawing/2016/5/9/chartex" xmlns:cx4="http://schemas.microsoft.com/office/drawing/2016/5/10/chartex" xmlns:cx5="http://schemas.microsoft.com/office/drawing/2016/5/11/chartex" xmlns:cx6="http://schemas.microsoft.com/office/drawing/2016/5/12/chartex" xmlns:cx7="http://schemas.microsoft.com/office/drawing/2016/5/13/chartex" xmlns:cx8="http://schemas.microsoft.com/office/drawing/2016/5/14/chartex" xmlns:mc="http://schemas.openxmlformats.org/markup-compatibility/2006" xmlns:aink="http://schemas.microsoft.com/office/drawing/2016/ink" xmlns:am3d="http://schemas.microsoft.com/office/drawing/2017/model3d" xmlns:o="urn:schemas-microsoft-com:office:office" xmlns:oel="http://schemas.microsoft.com/office/2019/extlst" xmlns:r="http://schemas.openxmlformats.org/officeDocument/2006/relationships" xmlns:m="http://schemas.openxmlformats.org/officeDocument/2006/math" xmlns:v="urn:schemas-microsoft-com:vml" xmlns:wp14="http://schemas.microsoft.com/office/word/2010/wordprocessingDrawing" xmlns:wp="http://schemas.openxmlformats.org/drawingml/2006/wordprocessingDrawing" xmlns:w10="urn:schemas-microsoft-com:office:word" xmlns:w="http://schemas.openxmlformats.org/wordprocessingml/2006/main" xmlns:w14="http://schemas.microsoft.com/office/word/2010/wordml" xmlns:w15="http://schemas.microsoft.com/office/word/2012/wordml" xmlns:w16cex="http://schemas.microsoft.com/office/word/2018/wordml/cex" xmlns:w16cid="http://schemas.microsoft.com/office/word/2016/wordml/cid" xmlns:w16="http://schemas.microsoft.com/office/word/2018/wordml" xmlns:w16du="http://schemas.microsoft.com/office/word/2023/wordml/word16du" xmlns:w16sdtdh="http://schemas.microsoft.com/office/word/2020/wordml/sdtdatahash" xmlns:w16sdtfl="http://schemas.microsoft.com/office/word/2024/wordml/sdtformatlock" xmlns:w16se="http://schemas.microsoft.com/office/word/2015/wordml/symex" xmlns:wpg="http://schemas.microsoft.com/office/word/2010/wordprocessingGroup" xmlns:wpi="http://schemas.microsoft.com/office/word/2010/wordprocessingInk" xmlns:wne="http://schemas.microsoft.com/office/word/2006/wordml" xmlns:wps="http://schemas.microsoft.com/office/word/2010/wordprocessingShape" mc:Ignorable="w14 w15 w16se w16cid w16 w16cex w16sdtdh w16sdtfl w16du wp14">
   <w:body>
-    <w:p>
-      <w:pPr>
-        <w:jc w:val="center"/>
-        <w:rPr>
-          <w:b/>
-          <w:bCs/>
-          <w:sz w:val="32"/>
-          <w:szCs w:val="32"/>
-          <w:u w:val="single"/>
-        </w:rPr>
-      </w:pPr>
-      <w:r>
-        <w:rPr>
-          <w:b/>
-          <w:bCs/>
-          <w:sz w:val="32"/>
-          <w:szCs w:val="32"/>
-          <w:u w:val="single"/>
-        </w:rPr>
-        <w:t xml:space="preserve">TS Pada Paatam – TS 2.2 Sanskrit </w:t>
-      </w:r>
-      <w:r>
-        <w:rPr>
-          <w:b/>
-          <w:bCs/>
-          <w:sz w:val="32"/>
-          <w:szCs w:val="32"/>
-          <w:u w:val="single"/>
-        </w:rPr>
-        <w:t>Corrections</w:t>
-      </w:r>
-      <w:r>
-        <w:rPr>
-          <w:b/>
-          <w:bCs/>
-          <w:sz w:val="32"/>
-          <w:szCs w:val="32"/>
-          <w:u w:val="single"/>
-        </w:rPr>
-        <w:t xml:space="preserve"> </w:t>
-      </w:r>
-      <w:r>
-        <w:rPr>
-          <w:b/>
-          <w:bCs/>
-          <w:sz w:val="32"/>
-          <w:szCs w:val="32"/>
-          <w:u w:val="single"/>
-        </w:rPr>
-        <w:t xml:space="preserve">– Observed </w:t>
-      </w:r>
-      <w:proofErr w:type="gramStart"/>
-      <w:r>
-        <w:rPr>
-          <w:b/>
-          <w:bCs/>
-          <w:sz w:val="32"/>
-          <w:szCs w:val="32"/>
-          <w:u w:val="single"/>
-        </w:rPr>
-        <w:t xml:space="preserve">till </w:t>
-      </w:r>
-      <w:r>
-        <w:rPr>
-          <w:b/>
-          <w:bCs/>
-          <w:sz w:val="32"/>
-          <w:szCs w:val="32"/>
-          <w:highlight w:val="red"/>
-          <w:u w:val="single"/>
-        </w:rPr>
-        <w:t>????</w:t>
-      </w:r>
-      <w:proofErr w:type="gramEnd"/>
-    </w:p>
-    <w:p>
-      <w:pPr>
-        <w:jc w:val="center"/>
-        <w:rPr>
-          <w:b/>
-          <w:bCs/>
-        </w:rPr>
-      </w:pPr>
-      <w:r>
-        <w:rPr>
-          <w:b/>
-          <w:bCs/>
-        </w:rPr>
-        <w:t>(ignore those which are already incorporated in your book’s version and date)</w:t>
-      </w:r>
-    </w:p>
-    <w:tbl>
-      <w:tblPr>
-        <w:tblW w:w="13662" w:type="dxa"/>
-        <w:tblInd w:w="-318" w:type="dxa"/>
-        <w:tblBorders>
-          <w:top w:val="single" w:sz="4" w:space="0" w:color="000000"/>
-          <w:left w:val="single" w:sz="4" w:space="0" w:color="000000"/>
-          <w:bottom w:val="single" w:sz="4" w:space="0" w:color="000000"/>
-          <w:right w:val="single" w:sz="4" w:space="0" w:color="000000"/>
-          <w:insideH w:val="single" w:sz="4" w:space="0" w:color="000000"/>
-          <w:insideV w:val="single" w:sz="4" w:space="0" w:color="000000"/>
-        </w:tblBorders>
-        <w:tblLook w:val="04A0" w:firstRow="1" w:lastRow="0" w:firstColumn="1" w:lastColumn="0" w:noHBand="0" w:noVBand="1"/>
-      </w:tblPr>
-      <w:tblGrid>
-        <w:gridCol w:w="3290"/>
-        <w:gridCol w:w="5103"/>
-        <w:gridCol w:w="5220"/>
-        <w:gridCol w:w="49"/>
-      </w:tblGrid>
-      <w:tr>
-        <w:trPr>
-          <w:gridAfter w:val="1"/>
-          <w:wAfter w:w="49" w:type="dxa"/>
-        </w:trPr>
-        <w:tc>
-          <w:tcPr>
-            <w:tcW w:w="3290" w:type="dxa"/>
-          </w:tcPr>
-          <w:p>
-            <w:pPr>
-              <w:spacing w:before="0" w:line="240" w:lineRule="auto"/>
-              <w:jc w:val="center"/>
-              <w:rPr>
-                <w:b/>
-                <w:sz w:val="28"/>
-                <w:szCs w:val="32"/>
-              </w:rPr>
-            </w:pPr>
-            <w:r>
-              <w:rPr>
-                <w:b/>
-                <w:sz w:val="28"/>
-                <w:szCs w:val="32"/>
-              </w:rPr>
-              <w:t>Section, Paragraph</w:t>
-            </w:r>
-          </w:p>
-          <w:p>
-            <w:pPr>
-              <w:spacing w:before="0" w:line="240" w:lineRule="auto"/>
-              <w:jc w:val="center"/>
-              <w:rPr>
-                <w:b/>
-                <w:sz w:val="28"/>
-                <w:szCs w:val="32"/>
-              </w:rPr>
-            </w:pPr>
-            <w:r>
-              <w:rPr>
-                <w:b/>
-                <w:sz w:val="28"/>
-                <w:szCs w:val="32"/>
-              </w:rPr>
-              <w:t>Reference</w:t>
-            </w:r>
-          </w:p>
-        </w:tc>
-        <w:tc>
-          <w:tcPr>
-            <w:tcW w:w="5103" w:type="dxa"/>
-          </w:tcPr>
-          <w:p>
-            <w:pPr>
-              <w:spacing w:before="0" w:line="240" w:lineRule="auto"/>
-              <w:jc w:val="center"/>
-              <w:rPr>
-                <w:b/>
-                <w:sz w:val="28"/>
-                <w:szCs w:val="32"/>
-              </w:rPr>
-            </w:pPr>
-            <w:r>
-              <w:rPr>
-                <w:b/>
-                <w:sz w:val="28"/>
-                <w:szCs w:val="32"/>
-              </w:rPr>
-              <w:t>As Printed</w:t>
-            </w:r>
-          </w:p>
-        </w:tc>
-        <w:tc>
-          <w:tcPr>
-            <w:tcW w:w="5220" w:type="dxa"/>
-          </w:tcPr>
-          <w:p>
-            <w:pPr>
-              <w:spacing w:before="0" w:line="240" w:lineRule="auto"/>
-              <w:ind w:right="-18"/>
-              <w:jc w:val="center"/>
-              <w:rPr>
-                <w:b/>
-                <w:sz w:val="28"/>
-                <w:szCs w:val="32"/>
-              </w:rPr>
-            </w:pPr>
-            <w:r>
-              <w:rPr>
-                <w:b/>
-                <w:sz w:val="28"/>
-                <w:szCs w:val="32"/>
-              </w:rPr>
-              <w:t>To be read as or corrected as</w:t>
-            </w:r>
-          </w:p>
-        </w:tc>
-      </w:tr>
-      <w:tr>
-        <w:trPr>
-          <w:trHeight w:val="1048"/>
-        </w:trPr>
-        <w:tc>
-          <w:tcPr>
-            <w:tcW w:w="3290" w:type="dxa"/>
-            <w:tcBorders>
-              <w:top w:val="single" w:sz="4" w:space="0" w:color="000000"/>
-              <w:left w:val="single" w:sz="4" w:space="0" w:color="000000"/>
-              <w:bottom w:val="single" w:sz="4" w:space="0" w:color="000000"/>
-              <w:right w:val="single" w:sz="4" w:space="0" w:color="000000"/>
-            </w:tcBorders>
-          </w:tcPr>
-          <w:p>
-            <w:pPr>
-              <w:widowControl w:val="0"/>
-              <w:autoSpaceDE w:val="0"/>
-              <w:autoSpaceDN w:val="0"/>
-              <w:adjustRightInd w:val="0"/>
-              <w:spacing w:before="0" w:line="264" w:lineRule="auto"/>
-              <w:ind w:right="-320"/>
-              <w:jc w:val="both"/>
-              <w:rPr>
-                <w:rFonts w:eastAsia="Times New Roman" w:cs="Arial"/>
-                <w:b/>
-                <w:sz w:val="28"/>
-                <w:szCs w:val="28"/>
-                <w:lang w:eastAsia="en-IN" w:bidi="ml-IN"/>
-              </w:rPr>
-            </w:pPr>
-            <w:r>
-              <w:rPr>
-                <w:rFonts w:eastAsia="Times New Roman" w:cs="Arial"/>
-                <w:b/>
-                <w:sz w:val="28"/>
-                <w:szCs w:val="28"/>
-                <w:lang w:eastAsia="en-IN" w:bidi="ml-IN"/>
-              </w:rPr>
-              <w:t>TS 2.</w:t>
-            </w:r>
-            <w:r>
-              <w:rPr>
-                <w:rFonts w:eastAsia="Times New Roman" w:cs="Arial"/>
-                <w:b/>
-                <w:sz w:val="28"/>
-                <w:szCs w:val="28"/>
-                <w:lang w:eastAsia="en-IN" w:bidi="ml-IN"/>
-              </w:rPr>
-              <w:t>2.9.5</w:t>
-            </w:r>
-            <w:r>
-              <w:rPr>
-                <w:rFonts w:eastAsia="Times New Roman" w:cs="Arial"/>
-                <w:b/>
-                <w:sz w:val="28"/>
-                <w:szCs w:val="28"/>
-                <w:lang w:eastAsia="en-IN" w:bidi="ml-IN"/>
-              </w:rPr>
-              <w:t xml:space="preserve"> </w:t>
-            </w:r>
-            <w:r>
-              <w:rPr>
-                <w:rFonts w:eastAsia="Times New Roman" w:cs="Arial"/>
-                <w:b/>
-                <w:sz w:val="28"/>
-                <w:szCs w:val="28"/>
-                <w:lang w:eastAsia="en-IN" w:bidi="ml-IN"/>
-              </w:rPr>
-              <w:t xml:space="preserve">- </w:t>
-            </w:r>
-            <w:r>
-              <w:rPr>
-                <w:rFonts w:eastAsia="Times New Roman" w:cs="Arial"/>
-                <w:b/>
-                <w:sz w:val="28"/>
-                <w:szCs w:val="28"/>
-                <w:lang w:eastAsia="en-IN" w:bidi="ml-IN"/>
-              </w:rPr>
-              <w:t>Vaakyam</w:t>
-            </w:r>
-          </w:p>
-          <w:p>
-            <w:pPr>
-              <w:widowControl w:val="0"/>
-              <w:autoSpaceDE w:val="0"/>
-              <w:autoSpaceDN w:val="0"/>
-              <w:adjustRightInd w:val="0"/>
-              <w:spacing w:before="0" w:line="264" w:lineRule="auto"/>
-              <w:ind w:right="-320"/>
-              <w:jc w:val="both"/>
-              <w:rPr>
-                <w:rFonts w:eastAsia="Times New Roman" w:cs="Arial"/>
-                <w:b/>
-                <w:sz w:val="28"/>
-                <w:szCs w:val="28"/>
-                <w:lang w:eastAsia="en-IN" w:bidi="ml-IN"/>
-              </w:rPr>
-            </w:pPr>
-            <w:r>
-              <w:rPr>
-                <w:rFonts w:eastAsia="Times New Roman" w:cs="Arial"/>
-                <w:b/>
-                <w:sz w:val="28"/>
-                <w:szCs w:val="28"/>
-                <w:lang w:eastAsia="en-IN" w:bidi="ml-IN"/>
-              </w:rPr>
-              <w:t>Line</w:t>
-            </w:r>
-            <w:r>
-              <w:rPr>
-                <w:rFonts w:eastAsia="Times New Roman" w:cs="Arial"/>
-                <w:b/>
-                <w:sz w:val="28"/>
-                <w:szCs w:val="28"/>
-                <w:lang w:eastAsia="en-IN" w:bidi="ml-IN"/>
-              </w:rPr>
-              <w:t xml:space="preserve"> No. </w:t>
-            </w:r>
-            <w:r>
-              <w:rPr>
-                <w:rFonts w:eastAsia="Times New Roman" w:cs="Arial"/>
-                <w:b/>
-                <w:sz w:val="28"/>
-                <w:szCs w:val="28"/>
-                <w:lang w:eastAsia="en-IN" w:bidi="ml-IN"/>
-              </w:rPr>
-              <w:t>4</w:t>
-            </w:r>
-          </w:p>
-          <w:p>
-            <w:pPr>
-              <w:widowControl w:val="0"/>
-              <w:autoSpaceDE w:val="0"/>
-              <w:autoSpaceDN w:val="0"/>
-              <w:adjustRightInd w:val="0"/>
-              <w:spacing w:before="0" w:line="264" w:lineRule="auto"/>
-              <w:ind w:right="-320"/>
-              <w:jc w:val="both"/>
-              <w:rPr>
-                <w:rFonts w:eastAsia="Times New Roman" w:cs="Arial"/>
-                <w:b/>
-                <w:sz w:val="28"/>
-                <w:szCs w:val="28"/>
-                <w:lang w:eastAsia="en-IN" w:bidi="ml-IN"/>
-              </w:rPr>
-            </w:pPr>
-            <w:r>
-              <w:rPr>
-                <w:rFonts w:eastAsia="Times New Roman" w:cs="Arial"/>
-                <w:b/>
-                <w:sz w:val="28"/>
-                <w:szCs w:val="28"/>
-                <w:lang w:eastAsia="en-IN" w:bidi="ml-IN"/>
-              </w:rPr>
-              <w:t>Panchaati No.</w:t>
-            </w:r>
-            <w:r>
-              <w:rPr>
-                <w:rFonts w:eastAsia="Times New Roman" w:cs="Arial"/>
-                <w:b/>
-                <w:sz w:val="28"/>
-                <w:szCs w:val="28"/>
-                <w:lang w:eastAsia="en-IN" w:bidi="ml-IN"/>
-              </w:rPr>
-              <w:t xml:space="preserve"> 50</w:t>
-            </w:r>
-          </w:p>
-        </w:tc>
-        <w:tc>
-          <w:tcPr>
-            <w:tcW w:w="5103" w:type="dxa"/>
-            <w:tcBorders>
-              <w:top w:val="single" w:sz="4" w:space="0" w:color="000000"/>
-              <w:left w:val="single" w:sz="4" w:space="0" w:color="000000"/>
-              <w:bottom w:val="single" w:sz="4" w:space="0" w:color="000000"/>
-              <w:right w:val="single" w:sz="4" w:space="0" w:color="000000"/>
-            </w:tcBorders>
-          </w:tcPr>
-          <w:p>
-            <w:pPr>
-              <w:widowControl w:val="0"/>
-              <w:autoSpaceDE w:val="0"/>
-              <w:autoSpaceDN w:val="0"/>
-              <w:adjustRightInd w:val="0"/>
-              <w:spacing w:before="0" w:line="240" w:lineRule="auto"/>
-              <w:ind w:right="-22"/>
-              <w:rPr>
-                <w:rFonts w:ascii="BRH Malayalam Extra" w:hAnsi="BRH Malayalam Extra" w:cs="BRH Malayalam Extra"/>
-                <w:sz w:val="40"/>
-                <w:szCs w:val="40"/>
-              </w:rPr>
-            </w:pPr>
-            <w:r>
-              <w:rPr>
-                <w:rFonts w:ascii="BRH Devanagari Extra" w:hAnsi="BRH Devanagari Extra" w:cs="BRH Devanagari Extra"/>
-                <w:sz w:val="40"/>
-                <w:szCs w:val="40"/>
-                <w:lang w:val="it-IT"/>
-              </w:rPr>
-              <w:t>mÉëÉiÉxxÉuÉ</w:t>
-            </w:r>
-            <w:r>
-              <w:rPr>
-                <w:rFonts w:ascii="BRH Devanagari Extra" w:hAnsi="BRH Devanagari Extra" w:cs="BRH Devanagari Extra"/>
-                <w:sz w:val="40"/>
-                <w:szCs w:val="40"/>
-                <w:highlight w:val="yellow"/>
-                <w:lang w:val="it-IT"/>
-              </w:rPr>
-              <w:t>lÉ</w:t>
-            </w:r>
-            <w:r>
-              <w:rPr>
-                <w:rFonts w:ascii="BRH Malayalam Extra" w:hAnsi="BRH Malayalam Extra" w:cs="BRH Devanagari Extra"/>
-                <w:sz w:val="30"/>
-                <w:szCs w:val="40"/>
-                <w:lang w:val="it-IT"/>
-              </w:rPr>
-              <w:t>–</w:t>
-            </w:r>
-            <w:r>
-              <w:rPr>
-                <w:rFonts w:ascii="BRH Devanagari Extra" w:hAnsi="BRH Devanagari Extra" w:cs="BRH Devanagari Extra"/>
-                <w:sz w:val="40"/>
-                <w:szCs w:val="40"/>
-                <w:lang w:val="it-IT"/>
-              </w:rPr>
-              <w:t>xrÉÉþÅÅMüÉ</w:t>
-            </w:r>
-            <w:r>
-              <w:rPr>
-                <w:rFonts w:ascii="BRH Malayalam Extra" w:hAnsi="BRH Malayalam Extra" w:cs="BRH Devanagari Extra"/>
-                <w:sz w:val="30"/>
-                <w:szCs w:val="40"/>
-                <w:lang w:val="it-IT"/>
-              </w:rPr>
-              <w:t>–</w:t>
-            </w:r>
-            <w:r>
-              <w:rPr>
-                <w:rFonts w:ascii="BRH Devanagari Extra" w:hAnsi="BRH Devanagari Extra" w:cs="BRH Devanagari Extra"/>
-                <w:sz w:val="40"/>
-                <w:szCs w:val="40"/>
-                <w:lang w:val="it-IT"/>
-              </w:rPr>
-              <w:t>sÉå</w:t>
-            </w:r>
-          </w:p>
-        </w:tc>
-        <w:tc>
-          <w:tcPr>
-            <w:tcW w:w="5245" w:type="dxa"/>
-            <w:gridSpan w:val="2"/>
-            <w:tcBorders>
-              <w:top w:val="single" w:sz="4" w:space="0" w:color="000000"/>
-              <w:left w:val="single" w:sz="4" w:space="0" w:color="000000"/>
-              <w:bottom w:val="single" w:sz="4" w:space="0" w:color="000000"/>
-              <w:right w:val="single" w:sz="4" w:space="0" w:color="000000"/>
-            </w:tcBorders>
-          </w:tcPr>
-          <w:p>
-            <w:pPr>
-              <w:widowControl w:val="0"/>
-              <w:autoSpaceDE w:val="0"/>
-              <w:autoSpaceDN w:val="0"/>
-              <w:adjustRightInd w:val="0"/>
-              <w:spacing w:before="0" w:line="240" w:lineRule="auto"/>
-              <w:ind w:right="-22"/>
-              <w:rPr>
-                <w:rFonts w:ascii="BRH Malayalam Extra" w:hAnsi="BRH Malayalam Extra" w:cs="BRH Malayalam Extra"/>
-                <w:sz w:val="40"/>
-                <w:szCs w:val="40"/>
-              </w:rPr>
-            </w:pPr>
-            <w:r>
-              <w:rPr>
-                <w:rFonts w:ascii="BRH Devanagari Extra" w:hAnsi="BRH Devanagari Extra" w:cs="BRH Devanagari Extra"/>
-                <w:sz w:val="40"/>
-                <w:szCs w:val="40"/>
-                <w:lang w:val="it-IT"/>
-              </w:rPr>
-              <w:t>mÉëÉiÉxxÉ</w:t>
-            </w:r>
-            <w:r>
-              <w:rPr>
-                <w:rFonts w:ascii="BRH Devanagari Extra" w:hAnsi="BRH Devanagari Extra" w:cs="BRH Devanagari Extra"/>
-                <w:sz w:val="40"/>
-                <w:szCs w:val="40"/>
-                <w:highlight w:val="green"/>
-                <w:lang w:val="it-IT"/>
-              </w:rPr>
-              <w:t>uÉ</w:t>
-            </w:r>
-            <w:r>
-              <w:rPr>
-                <w:rFonts w:ascii="BRH Malayalam Extra" w:hAnsi="BRH Malayalam Extra" w:cs="BRH Devanagari Extra"/>
-                <w:sz w:val="30"/>
-                <w:szCs w:val="40"/>
-                <w:lang w:val="it-IT"/>
-              </w:rPr>
-              <w:t>–</w:t>
-            </w:r>
-            <w:r>
-              <w:rPr>
-                <w:rFonts w:ascii="BRH Devanagari Extra" w:hAnsi="BRH Devanagari Extra" w:cs="BRH Devanagari Extra"/>
-                <w:sz w:val="40"/>
-                <w:szCs w:val="40"/>
-                <w:lang w:val="it-IT"/>
-              </w:rPr>
-              <w:t>lÉxrÉÉþÅÅMüÉ</w:t>
-            </w:r>
-            <w:r>
-              <w:rPr>
-                <w:rFonts w:ascii="BRH Malayalam Extra" w:hAnsi="BRH Malayalam Extra" w:cs="BRH Devanagari Extra"/>
-                <w:sz w:val="30"/>
-                <w:szCs w:val="40"/>
-                <w:lang w:val="it-IT"/>
-              </w:rPr>
-              <w:t>–</w:t>
-            </w:r>
-            <w:r>
-              <w:rPr>
-                <w:rFonts w:ascii="BRH Devanagari Extra" w:hAnsi="BRH Devanagari Extra" w:cs="BRH Devanagari Extra"/>
-                <w:sz w:val="40"/>
-                <w:szCs w:val="40"/>
-                <w:lang w:val="it-IT"/>
-              </w:rPr>
-              <w:t>sÉå</w:t>
-            </w:r>
-          </w:p>
-        </w:tc>
-      </w:tr>
-    </w:tbl>
-    <w:p>
-      <w:pPr>
-        <w:jc w:val="center"/>
-        <w:rPr>
-          <w:b/>
-          <w:bCs/>
-          <w:sz w:val="32"/>
-          <w:szCs w:val="32"/>
-          <w:u w:val="single"/>
-        </w:rPr>
-      </w:pPr>
-    </w:p>
-    <w:p>
-      <w:pPr>
-        <w:jc w:val="center"/>
-        <w:rPr>
-          <w:b/>
-          <w:bCs/>
-          <w:sz w:val="32"/>
-          <w:szCs w:val="32"/>
-          <w:u w:val="single"/>
-        </w:rPr>
-      </w:pPr>
-    </w:p>
-    <w:p>
-      <w:pPr>
-        <w:jc w:val="center"/>
-        <w:rPr>
-          <w:b/>
-          <w:bCs/>
-          <w:sz w:val="32"/>
-          <w:szCs w:val="32"/>
-          <w:u w:val="single"/>
-        </w:rPr>
-      </w:pPr>
-    </w:p>
     <w:p>
       <w:pPr>
         <w:jc w:val="center"/>
@@ -1938,6 +1359,338 @@
       </w:tr>
       <w:tr>
         <w:trPr>
+          <w:trHeight w:val="1048"/>
+        </w:trPr>
+        <w:tc>
+          <w:tcPr>
+            <w:tcW w:w="3290" w:type="dxa"/>
+            <w:tcBorders>
+              <w:top w:val="single" w:sz="4" w:space="0" w:color="000000"/>
+              <w:left w:val="single" w:sz="4" w:space="0" w:color="000000"/>
+              <w:bottom w:val="single" w:sz="4" w:space="0" w:color="000000"/>
+              <w:right w:val="single" w:sz="4" w:space="0" w:color="000000"/>
+            </w:tcBorders>
+          </w:tcPr>
+          <w:p>
+            <w:pPr>
+              <w:widowControl w:val="0"/>
+              <w:autoSpaceDE w:val="0"/>
+              <w:autoSpaceDN w:val="0"/>
+              <w:adjustRightInd w:val="0"/>
+              <w:spacing w:before="0" w:line="264" w:lineRule="auto"/>
+              <w:ind w:right="-320"/>
+              <w:jc w:val="both"/>
+              <w:rPr>
+                <w:rFonts w:eastAsia="Times New Roman" w:cs="Arial"/>
+                <w:b/>
+                <w:sz w:val="28"/>
+                <w:szCs w:val="28"/>
+                <w:lang w:eastAsia="en-IN" w:bidi="ml-IN"/>
+              </w:rPr>
+            </w:pPr>
+            <w:r>
+              <w:rPr>
+                <w:rFonts w:eastAsia="Times New Roman" w:cs="Arial"/>
+                <w:b/>
+                <w:sz w:val="28"/>
+                <w:szCs w:val="28"/>
+                <w:lang w:eastAsia="en-IN" w:bidi="ml-IN"/>
+              </w:rPr>
+              <w:t>TS 2.</w:t>
+            </w:r>
+            <w:r>
+              <w:rPr>
+                <w:rFonts w:eastAsia="Times New Roman" w:cs="Arial"/>
+                <w:b/>
+                <w:sz w:val="28"/>
+                <w:szCs w:val="28"/>
+                <w:lang w:eastAsia="en-IN" w:bidi="ml-IN"/>
+              </w:rPr>
+              <w:t>2.9.5</w:t>
+            </w:r>
+            <w:r>
+              <w:rPr>
+                <w:rFonts w:eastAsia="Times New Roman" w:cs="Arial"/>
+                <w:b/>
+                <w:sz w:val="28"/>
+                <w:szCs w:val="28"/>
+                <w:lang w:eastAsia="en-IN" w:bidi="ml-IN"/>
+              </w:rPr>
+              <w:t xml:space="preserve"> </w:t>
+            </w:r>
+            <w:r>
+              <w:rPr>
+                <w:rFonts w:eastAsia="Times New Roman" w:cs="Arial"/>
+                <w:b/>
+                <w:sz w:val="28"/>
+                <w:szCs w:val="28"/>
+                <w:lang w:eastAsia="en-IN" w:bidi="ml-IN"/>
+              </w:rPr>
+              <w:t xml:space="preserve">- </w:t>
+            </w:r>
+            <w:r>
+              <w:rPr>
+                <w:rFonts w:eastAsia="Times New Roman" w:cs="Arial"/>
+                <w:b/>
+                <w:sz w:val="28"/>
+                <w:szCs w:val="28"/>
+                <w:lang w:eastAsia="en-IN" w:bidi="ml-IN"/>
+              </w:rPr>
+              <w:t>Vaakyam</w:t>
+            </w:r>
+          </w:p>
+          <w:p>
+            <w:pPr>
+              <w:widowControl w:val="0"/>
+              <w:autoSpaceDE w:val="0"/>
+              <w:autoSpaceDN w:val="0"/>
+              <w:adjustRightInd w:val="0"/>
+              <w:spacing w:before="0" w:line="264" w:lineRule="auto"/>
+              <w:ind w:right="-320"/>
+              <w:jc w:val="both"/>
+              <w:rPr>
+                <w:rFonts w:eastAsia="Times New Roman" w:cs="Arial"/>
+                <w:b/>
+                <w:sz w:val="28"/>
+                <w:szCs w:val="28"/>
+                <w:lang w:eastAsia="en-IN" w:bidi="ml-IN"/>
+              </w:rPr>
+            </w:pPr>
+            <w:r>
+              <w:rPr>
+                <w:rFonts w:eastAsia="Times New Roman" w:cs="Arial"/>
+                <w:b/>
+                <w:sz w:val="28"/>
+                <w:szCs w:val="28"/>
+                <w:lang w:eastAsia="en-IN" w:bidi="ml-IN"/>
+              </w:rPr>
+              <w:t>Line</w:t>
+            </w:r>
+            <w:r>
+              <w:rPr>
+                <w:rFonts w:eastAsia="Times New Roman" w:cs="Arial"/>
+                <w:b/>
+                <w:sz w:val="28"/>
+                <w:szCs w:val="28"/>
+                <w:lang w:eastAsia="en-IN" w:bidi="ml-IN"/>
+              </w:rPr>
+              <w:t xml:space="preserve"> No. </w:t>
+            </w:r>
+            <w:r>
+              <w:rPr>
+                <w:rFonts w:eastAsia="Times New Roman" w:cs="Arial"/>
+                <w:b/>
+                <w:sz w:val="28"/>
+                <w:szCs w:val="28"/>
+                <w:lang w:eastAsia="en-IN" w:bidi="ml-IN"/>
+              </w:rPr>
+              <w:t>4</w:t>
+            </w:r>
+          </w:p>
+          <w:p>
+            <w:pPr>
+              <w:widowControl w:val="0"/>
+              <w:autoSpaceDE w:val="0"/>
+              <w:autoSpaceDN w:val="0"/>
+              <w:adjustRightInd w:val="0"/>
+              <w:spacing w:before="0" w:line="264" w:lineRule="auto"/>
+              <w:ind w:right="-320"/>
+              <w:jc w:val="both"/>
+              <w:rPr>
+                <w:rFonts w:eastAsia="Times New Roman" w:cs="Arial"/>
+                <w:b/>
+                <w:sz w:val="28"/>
+                <w:szCs w:val="28"/>
+                <w:lang w:eastAsia="en-IN" w:bidi="ml-IN"/>
+              </w:rPr>
+            </w:pPr>
+            <w:r>
+              <w:rPr>
+                <w:rFonts w:eastAsia="Times New Roman" w:cs="Arial"/>
+                <w:b/>
+                <w:sz w:val="28"/>
+                <w:szCs w:val="28"/>
+                <w:lang w:eastAsia="en-IN" w:bidi="ml-IN"/>
+              </w:rPr>
+              <w:t>Panchaati No.</w:t>
+            </w:r>
+            <w:r>
+              <w:rPr>
+                <w:rFonts w:eastAsia="Times New Roman" w:cs="Arial"/>
+                <w:b/>
+                <w:sz w:val="28"/>
+                <w:szCs w:val="28"/>
+                <w:lang w:eastAsia="en-IN" w:bidi="ml-IN"/>
+              </w:rPr>
+              <w:t xml:space="preserve"> 50</w:t>
+            </w:r>
+          </w:p>
+        </w:tc>
+        <w:tc>
+          <w:tcPr>
+            <w:tcW w:w="5103" w:type="dxa"/>
+            <w:tcBorders>
+              <w:top w:val="single" w:sz="4" w:space="0" w:color="000000"/>
+              <w:left w:val="single" w:sz="4" w:space="0" w:color="000000"/>
+              <w:bottom w:val="single" w:sz="4" w:space="0" w:color="000000"/>
+              <w:right w:val="single" w:sz="4" w:space="0" w:color="000000"/>
+            </w:tcBorders>
+          </w:tcPr>
+          <w:p>
+            <w:pPr>
+              <w:widowControl w:val="0"/>
+              <w:autoSpaceDE w:val="0"/>
+              <w:autoSpaceDN w:val="0"/>
+              <w:adjustRightInd w:val="0"/>
+              <w:spacing w:before="0" w:line="240" w:lineRule="auto"/>
+              <w:ind w:right="-22"/>
+              <w:rPr>
+                <w:rFonts w:ascii="BRH Malayalam Extra" w:hAnsi="BRH Malayalam Extra" w:cs="BRH Malayalam Extra"/>
+                <w:sz w:val="40"/>
+                <w:szCs w:val="40"/>
+              </w:rPr>
+            </w:pPr>
+            <w:r>
+              <w:rPr>
+                <w:rFonts w:ascii="BRH Devanagari Extra" w:hAnsi="BRH Devanagari Extra" w:cs="BRH Devanagari Extra"/>
+                <w:sz w:val="40"/>
+                <w:szCs w:val="40"/>
+                <w:lang w:val="it-IT"/>
+              </w:rPr>
+              <w:t>mÉëÉiÉxxÉuÉ</w:t>
+            </w:r>
+            <w:r>
+              <w:rPr>
+                <w:rFonts w:ascii="BRH Devanagari Extra" w:hAnsi="BRH Devanagari Extra" w:cs="BRH Devanagari Extra"/>
+                <w:sz w:val="40"/>
+                <w:szCs w:val="40"/>
+                <w:highlight w:val="yellow"/>
+                <w:lang w:val="it-IT"/>
+              </w:rPr>
+              <w:t>lÉ</w:t>
+            </w:r>
+            <w:r>
+              <w:rPr>
+                <w:rFonts w:ascii="BRH Malayalam Extra" w:hAnsi="BRH Malayalam Extra" w:cs="BRH Devanagari Extra"/>
+                <w:sz w:val="30"/>
+                <w:szCs w:val="40"/>
+                <w:lang w:val="it-IT"/>
+              </w:rPr>
+              <w:t>–</w:t>
+            </w:r>
+            <w:r>
+              <w:rPr>
+                <w:rFonts w:ascii="BRH Devanagari Extra" w:hAnsi="BRH Devanagari Extra" w:cs="BRH Devanagari Extra"/>
+                <w:sz w:val="40"/>
+                <w:szCs w:val="40"/>
+                <w:lang w:val="it-IT"/>
+              </w:rPr>
+              <w:t>xrÉÉþÅÅMüÉ</w:t>
+            </w:r>
+            <w:r>
+              <w:rPr>
+                <w:rFonts w:ascii="BRH Malayalam Extra" w:hAnsi="BRH Malayalam Extra" w:cs="BRH Devanagari Extra"/>
+                <w:sz w:val="30"/>
+                <w:szCs w:val="40"/>
+                <w:lang w:val="it-IT"/>
+              </w:rPr>
+              <w:t>–</w:t>
+            </w:r>
+            <w:r>
+              <w:rPr>
+                <w:rFonts w:ascii="BRH Devanagari Extra" w:hAnsi="BRH Devanagari Extra" w:cs="BRH Devanagari Extra"/>
+                <w:sz w:val="40"/>
+                <w:szCs w:val="40"/>
+                <w:lang w:val="it-IT"/>
+              </w:rPr>
+              <w:t>sÉå</w:t>
+            </w:r>
+          </w:p>
+        </w:tc>
+        <w:tc>
+          <w:tcPr>
+            <w:tcW w:w="5269" w:type="dxa"/>
+            <w:tcBorders>
+              <w:top w:val="single" w:sz="4" w:space="0" w:color="000000"/>
+              <w:left w:val="single" w:sz="4" w:space="0" w:color="000000"/>
+              <w:bottom w:val="single" w:sz="4" w:space="0" w:color="000000"/>
+              <w:right w:val="single" w:sz="4" w:space="0" w:color="000000"/>
+            </w:tcBorders>
+          </w:tcPr>
+          <w:p>
+            <w:pPr>
+              <w:widowControl w:val="0"/>
+              <w:autoSpaceDE w:val="0"/>
+              <w:autoSpaceDN w:val="0"/>
+              <w:adjustRightInd w:val="0"/>
+              <w:spacing w:before="0" w:line="240" w:lineRule="auto"/>
+              <w:ind w:right="-22"/>
+              <w:rPr>
+                <w:rFonts w:ascii="BRH Malayalam Extra" w:hAnsi="BRH Malayalam Extra" w:cs="BRH Malayalam Extra"/>
+                <w:sz w:val="40"/>
+                <w:szCs w:val="40"/>
+              </w:rPr>
+            </w:pPr>
+            <w:r>
+              <w:rPr>
+                <w:rFonts w:ascii="BRH Devanagari Extra" w:hAnsi="BRH Devanagari Extra" w:cs="BRH Devanagari Extra"/>
+                <w:sz w:val="40"/>
+                <w:szCs w:val="40"/>
+                <w:lang w:val="it-IT"/>
+              </w:rPr>
+              <w:t>mÉëÉiÉxxÉ</w:t>
+            </w:r>
+            <w:r>
+              <w:rPr>
+                <w:rFonts w:ascii="BRH Devanagari Extra" w:hAnsi="BRH Devanagari Extra" w:cs="BRH Devanagari Extra"/>
+                <w:sz w:val="40"/>
+                <w:szCs w:val="40"/>
+                <w:highlight w:val="green"/>
+                <w:lang w:val="it-IT"/>
+              </w:rPr>
+              <w:t>uÉ</w:t>
+            </w:r>
+            <w:r>
+              <w:rPr>
+                <w:rFonts w:ascii="BRH Malayalam Extra" w:hAnsi="BRH Malayalam Extra" w:cs="BRH Devanagari Extra"/>
+                <w:sz w:val="30"/>
+                <w:szCs w:val="40"/>
+                <w:lang w:val="it-IT"/>
+              </w:rPr>
+              <w:t>–</w:t>
+            </w:r>
+            <w:r>
+              <w:rPr>
+                <w:rFonts w:ascii="BRH Devanagari Extra" w:hAnsi="BRH Devanagari Extra" w:cs="BRH Devanagari Extra"/>
+                <w:sz w:val="40"/>
+                <w:szCs w:val="40"/>
+                <w:lang w:val="it-IT"/>
+              </w:rPr>
+              <w:t>lÉxrÉÉþÅÅMüÉ</w:t>
+            </w:r>
+            <w:r>
+              <w:rPr>
+                <w:rFonts w:ascii="BRH Malayalam Extra" w:hAnsi="BRH Malayalam Extra" w:cs="BRH Devanagari Extra"/>
+                <w:sz w:val="30"/>
+                <w:szCs w:val="40"/>
+                <w:lang w:val="it-IT"/>
+              </w:rPr>
+              <w:t>–</w:t>
+            </w:r>
+            <w:r>
+              <w:rPr>
+                <w:rFonts w:ascii="BRH Devanagari Extra" w:hAnsi="BRH Devanagari Extra" w:cs="BRH Devanagari Extra"/>
+                <w:sz w:val="40"/>
+                <w:szCs w:val="40"/>
+                <w:lang w:val="it-IT"/>
+              </w:rPr>
+              <w:t>sÉå</w:t>
+            </w:r>
+          </w:p>
+        </w:tc>
+      </w:tr>
+      <w:tr>
+        <w:trPr>
           <w:trHeight w:val="1135"/>
         </w:trPr>
         <w:tc>
@@ -1976,7 +1729,6 @@
                 <w:szCs w:val="28"/>
                 <w:lang w:eastAsia="en-IN" w:bidi="ml-IN"/>
               </w:rPr>
-              <w:lastRenderedPageBreak/>
               <w:t>TS 2.</w:t>
             </w:r>
             <w:r>
@@ -3087,7 +2839,6 @@
                 <w:szCs w:val="28"/>
                 <w:lang w:bidi="ta-IN"/>
               </w:rPr>
-              <w:lastRenderedPageBreak/>
               <w:t>TS 2.2.</w:t>
             </w:r>
             <w:r>
@@ -4626,7 +4377,6 @@
                 <w:szCs w:val="28"/>
                 <w:lang w:bidi="ta-IN"/>
               </w:rPr>
-              <w:lastRenderedPageBreak/>
               <w:t>TS 2.2.10.5 (Padam)</w:t>
             </w:r>
           </w:p>
@@ -5286,6 +5036,7 @@
                 <w:szCs w:val="28"/>
                 <w:lang w:bidi="ta-IN"/>
               </w:rPr>
+              <w:lastRenderedPageBreak/>
               <w:t xml:space="preserve">TS 2.2.1.1 </w:t>
             </w:r>
           </w:p>
@@ -6737,7 +6488,6 @@
                 <w:sz w:val="40"/>
                 <w:szCs w:val="40"/>
               </w:rPr>
-              <w:lastRenderedPageBreak/>
               <w:t>(</w:t>
             </w:r>
             <w:r>
@@ -6806,7 +6556,6 @@
                 <w:szCs w:val="28"/>
                 <w:lang w:bidi="ta-IN"/>
               </w:rPr>
-              <w:lastRenderedPageBreak/>
               <w:t>TS 2.2.5.5</w:t>
             </w:r>
           </w:p>
@@ -7670,6 +7419,7 @@
                 <w:szCs w:val="28"/>
                 <w:lang w:bidi="ta-IN"/>
               </w:rPr>
+              <w:lastRenderedPageBreak/>
               <w:t>TS 2.2.7.1</w:t>
             </w:r>
           </w:p>
@@ -9029,7 +8779,6 @@
                 <w:szCs w:val="28"/>
                 <w:lang w:bidi="ta-IN"/>
               </w:rPr>
-              <w:lastRenderedPageBreak/>
               <w:t>TS 2.2.12.7</w:t>
             </w:r>
           </w:p>
@@ -9582,6 +9331,7 @@
                 <w:sz w:val="28"/>
                 <w:szCs w:val="28"/>
               </w:rPr>
+              <w:lastRenderedPageBreak/>
               <w:t>TS 2.2.1.4 - Vaakyam</w:t>
             </w:r>
           </w:p>
@@ -10341,7 +10091,6 @@
                 <w:szCs w:val="28"/>
                 <w:lang w:bidi="ta-IN"/>
               </w:rPr>
-              <w:lastRenderedPageBreak/>
               <w:t xml:space="preserve">TS 2.2.5.5 - Vaakyam </w:t>
             </w:r>
           </w:p>
@@ -11074,6 +10823,7 @@
                 <w:szCs w:val="28"/>
                 <w:lang w:bidi="ta-IN"/>
               </w:rPr>
+              <w:lastRenderedPageBreak/>
               <w:t xml:space="preserve">TS 2.2.7.4 - Padam </w:t>
             </w:r>
           </w:p>
@@ -11827,7 +11577,6 @@
                 <w:szCs w:val="28"/>
                 <w:lang w:bidi="ta-IN"/>
               </w:rPr>
-              <w:lastRenderedPageBreak/>
               <w:t>TS 2.2.11.3 - Padam</w:t>
             </w:r>
           </w:p>
@@ -12667,6 +12416,7 @@
                 <w:szCs w:val="28"/>
                 <w:lang w:bidi="ta-IN"/>
               </w:rPr>
+              <w:lastRenderedPageBreak/>
               <w:t>TS 2.2.12.7 - Padam</w:t>
             </w:r>
           </w:p>
@@ -13195,7 +12945,6 @@
                 <w:szCs w:val="28"/>
                 <w:lang w:bidi="ta-IN"/>
               </w:rPr>
-              <w:lastRenderedPageBreak/>
               <w:t>TS 2.2.1.3 Vaakyam</w:t>
             </w:r>
           </w:p>
